--- a/resources/ActTemplate.docx
+++ b/resources/ActTemplate.docx
@@ -120,11 +120,27 @@
         <w:t xml:space="preserve">{{CUSTOMER_CONTACT}}</w:t>
       </w:r>
     </w:p>
+    <w:p>
+      <w:pPr>
+        <w:pStyle w:val="1"/>
+        <w:keepNext/>
+        <w:keepLines/>
+        <w:spacing w:after="41"/>
+        <w:ind w:left="-3"/>
+      </w:pPr>
+      <w:r>
+        <w:rPr>
+          <w:b/>
+        </w:rPr>
+        <w:t>{{SERVICE_SUMMARY}}</w:t>
+      </w:r>
+    </w:p>
     <w:tbl>
       <w:tblPr>
+        <w:tblLayout w:type="fixed"/>
         <w:tblStyle w:val="TableGrid"/>
-        <w:tblW w:w="10452" w:type="dxa"/>
-        <w:tblInd w:w="-38" w:type="dxa"/>
+        <w:tblW w:w="10327" w:type="dxa"/>
+        <w:tblInd w:w="0" w:type="dxa"/>
         <w:tblCellMar>
           <w:top w:w="10" w:type="dxa"/>
           <w:bottom w:w="19" w:type="dxa"/>
@@ -133,24 +149,25 @@
         <w:tblLook w:val="04A0" w:firstRow="1" w:lastRow="0" w:firstColumn="1" w:lastColumn="0" w:noHBand="0" w:noVBand="1"/>
       </w:tblPr>
       <w:tblGrid>
-        <w:gridCol w:w="357"/>
-        <w:gridCol w:w="2983"/>
-        <w:gridCol w:w="982"/>
-        <w:gridCol w:w="1050"/>
-        <w:gridCol w:w="915"/>
-        <w:gridCol w:w="1260"/>
-        <w:gridCol w:w="894"/>
-        <w:gridCol w:w="859"/>
-        <w:gridCol w:w="1152"/>
+        <w:gridCol w:w="353"/>
+        <w:gridCol w:w="2947"/>
+        <w:gridCol w:w="970"/>
+        <w:gridCol w:w="1037"/>
+        <w:gridCol w:w="904"/>
+        <w:gridCol w:w="1245"/>
+        <w:gridCol w:w="883"/>
+        <w:gridCol w:w="849"/>
+        <w:gridCol w:w="1139"/>
       </w:tblGrid>
       <w:tr>
         <w:trPr>
+          <w:cantSplit/>
           <w:trHeight w:val="593"/>
           <w:tblHeader/>
         </w:trPr>
         <w:tc>
           <w:tcPr>
-            <w:tcW w:w="357" w:type="dxa"/>
+            <w:tcW w:w="353" w:type="dxa"/>
             <w:tcBorders>
               <w:top w:val="single" w:sz="6" w:space="0" w:color="333333"/>
               <w:left w:val="single" w:sz="6" w:space="0" w:color="333333"/>
@@ -161,11 +178,13 @@
           </w:tcPr>
           <w:p>
             <w:pPr>
-              <w:ind w:left="94"/>
+              <w:keepNext/>
+              <w:keepLines/>
               <w:jc w:val="both"/>
             </w:pPr>
             <w:r>
               <w:rPr>
+                <w:szCs w:val="16"/>
                 <w:rFonts w:ascii="Arial" w:eastAsia="Arial" w:hAnsi="Arial" w:cs="Arial"/>
                 <w:b/>
                 <w:sz w:val="16"/>
@@ -176,7 +195,7 @@
         </w:tc>
         <w:tc>
           <w:tcPr>
-            <w:tcW w:w="2983" w:type="dxa"/>
+            <w:tcW w:w="2947" w:type="dxa"/>
             <w:tcBorders>
               <w:top w:val="single" w:sz="6" w:space="0" w:color="333333"/>
               <w:left w:val="single" w:sz="6" w:space="0" w:color="333333"/>
@@ -187,63 +206,81 @@
           </w:tcPr>
           <w:p>
             <w:pPr>
-              <w:ind w:right="8"/>
+              <w:keepNext/>
+              <w:keepLines/>
               <w:jc w:val="center"/>
             </w:pPr>
             <w:r>
               <w:rPr>
-                <w:rFonts w:ascii="Arial" w:eastAsia="Arial" w:hAnsi="Arial" w:cs="Arial"/>
-                <w:b/>
-                <w:sz w:val="17"/>
-              </w:rPr>
-              <w:t>Наименование работы (услуги)</w:t>
-            </w:r>
-          </w:p>
-        </w:tc>
-        <w:tc>
-          <w:tcPr>
-            <w:tcW w:w="982" w:type="dxa"/>
-            <w:tcBorders>
-              <w:top w:val="single" w:sz="6" w:space="0" w:color="333333"/>
-              <w:left w:val="single" w:sz="6" w:space="0" w:color="333333"/>
-              <w:bottom w:val="single" w:sz="6" w:space="0" w:color="333333"/>
-              <w:right w:val="single" w:sz="6" w:space="0" w:color="333333"/>
-            </w:tcBorders>
-          </w:tcPr>
-          <w:p>
-            <w:pPr>
-              <w:ind w:left="106" w:hanging="106"/>
-            </w:pPr>
-            <w:r>
-              <w:rPr>
+                <w:szCs w:val="16"/>
                 <w:rFonts w:ascii="Arial" w:eastAsia="Arial" w:hAnsi="Arial" w:cs="Arial"/>
                 <w:b/>
                 <w:sz w:val="16"/>
               </w:rPr>
-              <w:t>Единица измерения</w:t>
-            </w:r>
-          </w:p>
-        </w:tc>
-        <w:tc>
-          <w:tcPr>
-            <w:tcW w:w="1050" w:type="dxa"/>
-            <w:tcBorders>
-              <w:top w:val="single" w:sz="6" w:space="0" w:color="333333"/>
-              <w:left w:val="single" w:sz="6" w:space="0" w:color="333333"/>
-              <w:bottom w:val="single" w:sz="6" w:space="0" w:color="333333"/>
-              <w:right w:val="single" w:sz="6" w:space="0" w:color="333333"/>
-            </w:tcBorders>
-            <w:vAlign w:val="center"/>
-          </w:tcPr>
-          <w:p>
-            <w:pPr>
-              <w:ind w:left="46" w:firstLine="48"/>
-            </w:pPr>
-            <w:r>
-              <w:rPr>
-                <w:rFonts w:ascii="Arial" w:eastAsia="Arial" w:hAnsi="Arial" w:cs="Arial"/>
+              <w:t>Наименование работы (услуги)</w:t>
+            </w:r>
+          </w:p>
+        </w:tc>
+        <w:tc>
+          <w:tcPr>
+            <w:tcMar>
+              <w:right w:w="40" w:type="dxa"/>
+              <w:left w:w="40" w:type="dxa"/>
+            </w:tcMar>
+            <w:tcW w:w="970" w:type="dxa"/>
+            <w:tcBorders>
+              <w:top w:val="single" w:sz="6" w:space="0" w:color="333333"/>
+              <w:left w:val="single" w:sz="6" w:space="0" w:color="333333"/>
+              <w:bottom w:val="single" w:sz="6" w:space="0" w:color="333333"/>
+              <w:right w:val="single" w:sz="6" w:space="0" w:color="333333"/>
+            </w:tcBorders>
+          </w:tcPr>
+          <w:p>
+            <w:pPr>
+              <w:keepNext/>
+              <w:keepLines/>
+              <w:spacing w:before="0" w:after="0" w:line="247" w:lineRule="exact"/>
+              <w:jc w:val="center"/>
+            </w:pPr>
+            <w:r>
+              <w:rPr>
                 <w:b/>
                 <w:sz w:val="16"/>
+                <w:szCs w:val="16"/>
+              </w:rPr>
+              <w:t>Единица</w:t>
+              <w:br/>
+              <w:t>измерения</w:t>
+            </w:r>
+          </w:p>
+        </w:tc>
+        <w:tc>
+          <w:tcPr>
+            <w:tcMar>
+              <w:right w:w="40" w:type="dxa"/>
+              <w:left w:w="40" w:type="dxa"/>
+            </w:tcMar>
+            <w:tcW w:w="1037" w:type="dxa"/>
+            <w:tcBorders>
+              <w:top w:val="single" w:sz="6" w:space="0" w:color="333333"/>
+              <w:left w:val="single" w:sz="6" w:space="0" w:color="333333"/>
+              <w:bottom w:val="single" w:sz="6" w:space="0" w:color="333333"/>
+              <w:right w:val="single" w:sz="6" w:space="0" w:color="333333"/>
+            </w:tcBorders>
+            <w:vAlign w:val="center"/>
+          </w:tcPr>
+          <w:p>
+            <w:pPr>
+              <w:keepNext/>
+              <w:keepLines/>
+              <w:spacing w:before="0" w:after="0" w:line="247" w:lineRule="exact"/>
+              <w:jc w:val="center"/>
+            </w:pPr>
+            <w:r>
+              <w:rPr>
+                <w:b/>
+                <w:sz w:val="16"/>
+                <w:szCs w:val="16"/>
               </w:rPr>
               <w:t>Количество</w:t>
             </w:r>
@@ -251,7 +288,7 @@
         </w:tc>
         <w:tc>
           <w:tcPr>
-            <w:tcW w:w="915" w:type="dxa"/>
+            <w:tcW w:w="904" w:type="dxa"/>
             <w:tcBorders>
               <w:top w:val="single" w:sz="6" w:space="0" w:color="333333"/>
               <w:left w:val="single" w:sz="6" w:space="0" w:color="333333"/>
@@ -262,10 +299,12 @@
           </w:tcPr>
           <w:p>
             <w:pPr>
-              <w:ind w:left="82"/>
-            </w:pPr>
-            <w:r>
-              <w:rPr>
+              <w:keepNext/>
+              <w:keepLines/>
+            </w:pPr>
+            <w:r>
+              <w:rPr>
+                <w:szCs w:val="16"/>
                 <w:rFonts w:ascii="Arial" w:eastAsia="Arial" w:hAnsi="Arial" w:cs="Arial"/>
                 <w:b/>
                 <w:sz w:val="16"/>
@@ -277,11 +316,13 @@
           </w:p>
           <w:p>
             <w:pPr>
-              <w:ind w:right="7"/>
+              <w:keepNext/>
+              <w:keepLines/>
               <w:jc w:val="center"/>
             </w:pPr>
             <w:r>
               <w:rPr>
+                <w:szCs w:val="16"/>
                 <w:rFonts w:ascii="Arial" w:eastAsia="Arial" w:hAnsi="Arial" w:cs="Arial"/>
                 <w:b/>
                 <w:sz w:val="16"/>
@@ -292,7 +333,7 @@
         </w:tc>
         <w:tc>
           <w:tcPr>
-            <w:tcW w:w="1260" w:type="dxa"/>
+            <w:tcW w:w="1245" w:type="dxa"/>
             <w:tcBorders>
               <w:top w:val="single" w:sz="6" w:space="0" w:color="333333"/>
               <w:left w:val="single" w:sz="6" w:space="0" w:color="333333"/>
@@ -303,10 +344,12 @@
           </w:tcPr>
           <w:p>
             <w:pPr>
-              <w:ind w:left="137"/>
-            </w:pPr>
-            <w:r>
-              <w:rPr>
+              <w:keepNext/>
+              <w:keepLines/>
+            </w:pPr>
+            <w:r>
+              <w:rPr>
+                <w:szCs w:val="16"/>
                 <w:rFonts w:ascii="Arial" w:eastAsia="Arial" w:hAnsi="Arial" w:cs="Arial"/>
                 <w:b/>
                 <w:sz w:val="16"/>
@@ -318,11 +361,13 @@
           </w:p>
           <w:p>
             <w:pPr>
-              <w:ind w:right="7"/>
+              <w:keepNext/>
+              <w:keepLines/>
               <w:jc w:val="center"/>
             </w:pPr>
             <w:r>
               <w:rPr>
+                <w:szCs w:val="16"/>
                 <w:rFonts w:ascii="Arial" w:eastAsia="Arial" w:hAnsi="Arial" w:cs="Arial"/>
                 <w:b/>
                 <w:sz w:val="16"/>
@@ -333,7 +378,7 @@
         </w:tc>
         <w:tc>
           <w:tcPr>
-            <w:tcW w:w="894" w:type="dxa"/>
+            <w:tcW w:w="883" w:type="dxa"/>
             <w:tcBorders>
               <w:top w:val="single" w:sz="6" w:space="0" w:color="333333"/>
               <w:left w:val="single" w:sz="6" w:space="0" w:color="333333"/>
@@ -344,10 +389,12 @@
           </w:tcPr>
           <w:p>
             <w:pPr>
-              <w:ind w:left="156" w:firstLine="12"/>
-            </w:pPr>
-            <w:r>
-              <w:rPr>
+              <w:keepNext/>
+              <w:keepLines/>
+            </w:pPr>
+            <w:r>
+              <w:rPr>
+                <w:szCs w:val="16"/>
                 <w:rFonts w:ascii="Arial" w:eastAsia="Arial" w:hAnsi="Arial" w:cs="Arial"/>
                 <w:b/>
                 <w:sz w:val="16"/>
@@ -358,20 +405,22 @@
         </w:tc>
         <w:tc>
           <w:tcPr>
-            <w:tcW w:w="859" w:type="dxa"/>
-            <w:tcBorders>
-              <w:top w:val="single" w:sz="6" w:space="0" w:color="333333"/>
-              <w:left w:val="single" w:sz="6" w:space="0" w:color="333333"/>
-              <w:bottom w:val="single" w:sz="6" w:space="0" w:color="333333"/>
-              <w:right w:val="single" w:sz="6" w:space="0" w:color="333333"/>
-            </w:tcBorders>
-          </w:tcPr>
-          <w:p>
-            <w:pPr>
-              <w:ind w:left="166"/>
-            </w:pPr>
-            <w:r>
-              <w:rPr>
+            <w:tcW w:w="849" w:type="dxa"/>
+            <w:tcBorders>
+              <w:top w:val="single" w:sz="6" w:space="0" w:color="333333"/>
+              <w:left w:val="single" w:sz="6" w:space="0" w:color="333333"/>
+              <w:bottom w:val="single" w:sz="6" w:space="0" w:color="333333"/>
+              <w:right w:val="single" w:sz="6" w:space="0" w:color="333333"/>
+            </w:tcBorders>
+          </w:tcPr>
+          <w:p>
+            <w:pPr>
+              <w:keepNext/>
+              <w:keepLines/>
+            </w:pPr>
+            <w:r>
+              <w:rPr>
+                <w:szCs w:val="16"/>
                 <w:rFonts w:ascii="Arial" w:eastAsia="Arial" w:hAnsi="Arial" w:cs="Arial"/>
                 <w:b/>
                 <w:sz w:val="16"/>
@@ -381,10 +430,12 @@
           </w:p>
           <w:p>
             <w:pPr>
-              <w:ind w:left="269" w:hanging="240"/>
-            </w:pPr>
-            <w:r>
-              <w:rPr>
+              <w:keepNext/>
+              <w:keepLines/>
+            </w:pPr>
+            <w:r>
+              <w:rPr>
+                <w:szCs w:val="16"/>
                 <w:rFonts w:ascii="Arial" w:eastAsia="Arial" w:hAnsi="Arial" w:cs="Arial"/>
                 <w:b/>
                 <w:sz w:val="16"/>
@@ -398,41 +449,45 @@
         </w:tc>
         <w:tc>
           <w:tcPr>
-            <w:tcW w:w="1152" w:type="dxa"/>
-            <w:tcBorders>
-              <w:top w:val="single" w:sz="6" w:space="0" w:color="333333"/>
-              <w:left w:val="single" w:sz="6" w:space="0" w:color="333333"/>
-              <w:bottom w:val="single" w:sz="6" w:space="0" w:color="333333"/>
-              <w:right w:val="single" w:sz="6" w:space="0" w:color="333333"/>
-            </w:tcBorders>
-          </w:tcPr>
-          <w:p>
-            <w:pPr>
-              <w:ind w:left="122" w:right="179" w:firstLine="254"/>
-            </w:pPr>
-            <w:r>
-              <w:rPr>
+            <w:tcW w:w="1139" w:type="dxa"/>
+            <w:tcBorders>
+              <w:top w:val="single" w:sz="6" w:space="0" w:color="333333"/>
+              <w:left w:val="single" w:sz="6" w:space="0" w:color="333333"/>
+              <w:bottom w:val="single" w:sz="6" w:space="0" w:color="333333"/>
+              <w:right w:val="single" w:sz="6" w:space="0" w:color="333333"/>
+            </w:tcBorders>
+          </w:tcPr>
+          <w:p>
+            <w:pPr>
+              <w:keepNext/>
+              <w:keepLines/>
+            </w:pPr>
+            <w:r>
+              <w:rPr>
+                <w:szCs w:val="16"/>
                 <w:rFonts w:ascii="Arial" w:eastAsia="Arial" w:hAnsi="Arial" w:cs="Arial"/>
                 <w:b/>
-                <w:sz w:val="15"/>
+                <w:sz w:val="16"/>
               </w:rPr>
               <w:t xml:space="preserve">Всего с </w:t>
             </w:r>
             <w:proofErr w:type="gramStart"/>
             <w:r>
               <w:rPr>
+                <w:szCs w:val="16"/>
                 <w:rFonts w:ascii="Arial" w:eastAsia="Arial" w:hAnsi="Arial" w:cs="Arial"/>
                 <w:b/>
-                <w:sz w:val="15"/>
+                <w:sz w:val="16"/>
               </w:rPr>
               <w:t>НДС ,</w:t>
             </w:r>
             <w:proofErr w:type="gramEnd"/>
             <w:r>
               <w:rPr>
+                <w:szCs w:val="16"/>
                 <w:rFonts w:ascii="Arial" w:eastAsia="Arial" w:hAnsi="Arial" w:cs="Arial"/>
                 <w:b/>
-                <w:sz w:val="15"/>
+                <w:sz w:val="16"/>
               </w:rPr>
               <w:t xml:space="preserve"> </w:t>
               <w:t xml:space="preserve">{{CURRENCY_MAJOR_SHORT}}</w:t>
@@ -444,11 +499,12 @@
       </w:tr>
       <w:tr>
         <w:trPr>
+          <w:cantSplit/>
           <w:trHeight w:val="816"/>
         </w:trPr>
         <w:tc>
           <w:tcPr>
-            <w:tcW w:w="357" w:type="dxa"/>
+            <w:tcW w:w="353" w:type="dxa"/>
             <w:tcBorders>
               <w:top w:val="single" w:sz="6" w:space="0" w:color="333333"/>
               <w:left w:val="single" w:sz="6" w:space="0" w:color="333333"/>
@@ -459,6 +515,7 @@
           </w:tcPr>
           <w:p>
             <w:pPr>
+              <w:keepLines/>
               <w:ind w:left="134"/>
             </w:pPr>
             <w:r>
@@ -466,40 +523,33 @@
                 <w:rFonts w:ascii="Arial" w:eastAsia="Arial" w:hAnsi="Arial" w:cs="Arial"/>
                 <w:sz w:val="17"/>
               </w:rPr>
-              <w:t xml:space="preserve">1</w:t>
-            </w:r>
-          </w:p>
-        </w:tc>
-        <w:tc>
-          <w:tcPr>
-            <w:tcW w:w="2983" w:type="dxa"/>
-            <w:tcBorders>
-              <w:top w:val="single" w:sz="6" w:space="0" w:color="333333"/>
-              <w:left w:val="single" w:sz="6" w:space="0" w:color="333333"/>
-              <w:bottom w:val="single" w:sz="6" w:space="0" w:color="333333"/>
-              <w:right w:val="single" w:sz="6" w:space="0" w:color="333333"/>
-            </w:tcBorders>
-          </w:tcPr>
-          <w:p>
-            <w:pPr>
+              <w:t xml:space="preserve">{{ITEM_NO}}</w:t>
+            </w:r>
+          </w:p>
+        </w:tc>
+        <w:tc>
+          <w:tcPr>
+            <w:tcW w:w="2947" w:type="dxa"/>
+            <w:tcBorders>
+              <w:top w:val="single" w:sz="6" w:space="0" w:color="333333"/>
+              <w:left w:val="single" w:sz="6" w:space="0" w:color="333333"/>
+              <w:bottom w:val="single" w:sz="6" w:space="0" w:color="333333"/>
+              <w:right w:val="single" w:sz="6" w:space="0" w:color="333333"/>
+            </w:tcBorders>
+          </w:tcPr>
+          <w:p>
+            <w:pPr>
+              <w:keepLines/>
               <w:ind w:left="31" w:right="21"/>
-              <w:rPr>
-                <w:rFonts w:ascii="Arial" w:eastAsia="Arial" w:hAnsi="Arial" w:cs="Arial"/>
-                <w:sz w:val="17"/>
-              </w:rPr>
-            </w:pPr>
-            <w:r>
-              <w:rPr>
-                <w:rFonts w:ascii="Arial" w:eastAsia="Arial" w:hAnsi="Arial" w:cs="Arial"/>
-                <w:sz w:val="17"/>
-              </w:rPr>
-              <w:t xml:space="preserve">{{MAIN_DESCRIPTION}}</w:t>
-            </w:r>
-          </w:p>
-        </w:tc>
-        <w:tc>
-          <w:tcPr>
-            <w:tcW w:w="982" w:type="dxa"/>
+            </w:pPr>
+            <w:r>
+              <w:t xml:space="preserve">{{ITEM_DESCRIPTION}}</w:t>
+            </w:r>
+          </w:p>
+        </w:tc>
+        <w:tc>
+          <w:tcPr>
+            <w:tcW w:w="970" w:type="dxa"/>
             <w:tcBorders>
               <w:top w:val="single" w:sz="6" w:space="0" w:color="333333"/>
               <w:left w:val="single" w:sz="6" w:space="0" w:color="333333"/>
@@ -510,6 +560,7 @@
           </w:tcPr>
           <w:p>
             <w:pPr>
+              <w:keepLines/>
               <w:ind w:right="6"/>
               <w:jc w:val="center"/>
             </w:pPr>
@@ -518,13 +569,13 @@
                 <w:rFonts w:ascii="Arial" w:eastAsia="Arial" w:hAnsi="Arial" w:cs="Arial"/>
                 <w:sz w:val="17"/>
               </w:rPr>
-              <w:t xml:space="preserve">{{MAIN_UNIT}}</w:t>
-            </w:r>
-          </w:p>
-        </w:tc>
-        <w:tc>
-          <w:tcPr>
-            <w:tcW w:w="1050" w:type="dxa"/>
+              <w:t xml:space="preserve">{{ITEM_UNIT}}</w:t>
+            </w:r>
+          </w:p>
+        </w:tc>
+        <w:tc>
+          <w:tcPr>
+            <w:tcW w:w="1037" w:type="dxa"/>
             <w:tcBorders>
               <w:top w:val="single" w:sz="6" w:space="0" w:color="333333"/>
               <w:left w:val="single" w:sz="6" w:space="0" w:color="333333"/>
@@ -535,21 +586,18 @@
           </w:tcPr>
           <w:p>
             <w:pPr>
+              <w:keepLines/>
               <w:ind w:right="3"/>
               <w:jc w:val="center"/>
             </w:pPr>
             <w:r>
-              <w:rPr>
-                <w:rFonts w:ascii="Arial" w:eastAsia="Arial" w:hAnsi="Arial" w:cs="Arial"/>
-                <w:sz w:val="17"/>
-              </w:rPr>
-              <w:t xml:space="preserve">{{MAIN_QTY}}</w:t>
-            </w:r>
-          </w:p>
-        </w:tc>
-        <w:tc>
-          <w:tcPr>
-            <w:tcW w:w="915" w:type="dxa"/>
+              <w:t xml:space="preserve">{{ITEM_QTY}}</w:t>
+            </w:r>
+          </w:p>
+        </w:tc>
+        <w:tc>
+          <w:tcPr>
+            <w:tcW w:w="904" w:type="dxa"/>
             <w:tcBorders>
               <w:top w:val="single" w:sz="6" w:space="0" w:color="333333"/>
               <w:left w:val="single" w:sz="6" w:space="0" w:color="333333"/>
@@ -560,6 +608,7 @@
           </w:tcPr>
           <w:p>
             <w:pPr>
+              <w:keepLines/>
               <w:ind w:right="33"/>
               <w:jc w:val="right"/>
             </w:pPr>
@@ -568,13 +617,13 @@
                 <w:rFonts w:ascii="Arial" w:eastAsia="Arial" w:hAnsi="Arial" w:cs="Arial"/>
                 <w:sz w:val="17"/>
               </w:rPr>
-              <w:t xml:space="preserve">{{MAIN_PRICE}}</w:t>
-            </w:r>
-          </w:p>
-        </w:tc>
-        <w:tc>
-          <w:tcPr>
-            <w:tcW w:w="1260" w:type="dxa"/>
+              <w:t xml:space="preserve">{{ITEM_PRICE}}</w:t>
+            </w:r>
+          </w:p>
+        </w:tc>
+        <w:tc>
+          <w:tcPr>
+            <w:tcW w:w="1245" w:type="dxa"/>
             <w:tcBorders>
               <w:top w:val="single" w:sz="6" w:space="0" w:color="333333"/>
               <w:left w:val="single" w:sz="6" w:space="0" w:color="333333"/>
@@ -585,6 +634,7 @@
           </w:tcPr>
           <w:p>
             <w:pPr>
+              <w:keepLines/>
               <w:ind w:right="33"/>
               <w:jc w:val="right"/>
             </w:pPr>
@@ -593,13 +643,13 @@
                 <w:rFonts w:ascii="Arial" w:eastAsia="Arial" w:hAnsi="Arial" w:cs="Arial"/>
                 <w:sz w:val="17"/>
               </w:rPr>
-              <w:t xml:space="preserve">{{MAIN_AMOUNT}}</w:t>
-            </w:r>
-          </w:p>
-        </w:tc>
-        <w:tc>
-          <w:tcPr>
-            <w:tcW w:w="894" w:type="dxa"/>
+              <w:t xml:space="preserve">{{ITEM_AMOUNT}}</w:t>
+            </w:r>
+          </w:p>
+        </w:tc>
+        <w:tc>
+          <w:tcPr>
+            <w:tcW w:w="883" w:type="dxa"/>
             <w:tcBorders>
               <w:top w:val="single" w:sz="6" w:space="0" w:color="333333"/>
               <w:left w:val="single" w:sz="6" w:space="0" w:color="333333"/>
@@ -610,6 +660,7 @@
           </w:tcPr>
           <w:p>
             <w:pPr>
+              <w:keepLines/>
               <w:ind w:left="96"/>
             </w:pPr>
             <w:r>
@@ -623,23 +674,26 @@
         </w:tc>
         <w:tc>
           <w:tcPr>
-            <w:tcW w:w="859" w:type="dxa"/>
-            <w:tcBorders>
-              <w:top w:val="single" w:sz="6" w:space="0" w:color="333333"/>
-              <w:left w:val="single" w:sz="6" w:space="0" w:color="333333"/>
-              <w:bottom w:val="single" w:sz="6" w:space="0" w:color="333333"/>
-              <w:right w:val="single" w:sz="6" w:space="0" w:color="333333"/>
-            </w:tcBorders>
-          </w:tcPr>
-          <w:p>
-            <w:r>
-              <w:t xml:space="preserve"/>
-            </w:r>
-          </w:p>
-        </w:tc>
-        <w:tc>
-          <w:tcPr>
-            <w:tcW w:w="1152" w:type="dxa"/>
+            <w:tcW w:w="849" w:type="dxa"/>
+            <w:tcBorders>
+              <w:top w:val="single" w:sz="6" w:space="0" w:color="333333"/>
+              <w:left w:val="single" w:sz="6" w:space="0" w:color="333333"/>
+              <w:bottom w:val="single" w:sz="6" w:space="0" w:color="333333"/>
+              <w:right w:val="single" w:sz="6" w:space="0" w:color="333333"/>
+            </w:tcBorders>
+          </w:tcPr>
+          <w:p>
+            <w:pPr>
+              <w:keepLines/>
+            </w:pPr>
+            <w:r>
+              <w:t xml:space="preserve">—</w:t>
+            </w:r>
+          </w:p>
+        </w:tc>
+        <w:tc>
+          <w:tcPr>
+            <w:tcW w:w="1139" w:type="dxa"/>
             <w:tcBorders>
               <w:top w:val="single" w:sz="6" w:space="0" w:color="333333"/>
               <w:left w:val="single" w:sz="6" w:space="0" w:color="333333"/>
@@ -650,6 +704,7 @@
           </w:tcPr>
           <w:p>
             <w:pPr>
+              <w:keepLines/>
               <w:ind w:right="33"/>
               <w:jc w:val="right"/>
             </w:pPr>
@@ -658,18 +713,19 @@
                 <w:rFonts w:ascii="Arial" w:eastAsia="Arial" w:hAnsi="Arial" w:cs="Arial"/>
                 <w:sz w:val="17"/>
               </w:rPr>
-              <w:t xml:space="preserve">{{MAIN_TOTAL}}</w:t>
+              <w:t xml:space="preserve">{{ITEM_TOTAL}}</w:t>
             </w:r>
           </w:p>
         </w:tc>
       </w:tr>
       <w:tr>
         <w:trPr>
+          <w:cantSplit/>
           <w:trHeight w:val="247"/>
         </w:trPr>
         <w:tc>
           <w:tcPr>
-            <w:tcW w:w="357" w:type="dxa"/>
+            <w:tcW w:w="353" w:type="dxa"/>
             <w:vMerge w:val="restart"/>
             <w:tcBorders>
               <w:top w:val="single" w:sz="6" w:space="0" w:color="333333"/>
@@ -678,11 +734,16 @@
               <w:right w:val="nil"/>
             </w:tcBorders>
           </w:tcPr>
-          <w:p/>
-        </w:tc>
-        <w:tc>
-          <w:tcPr>
-            <w:tcW w:w="5015" w:type="dxa"/>
+          <w:p>
+            <w:pPr>
+              <w:keepNext/>
+              <w:keepLines/>
+            </w:pPr>
+          </w:p>
+        </w:tc>
+        <w:tc>
+          <w:tcPr>
+            <w:tcW w:w="4954" w:type="dxa"/>
             <w:gridSpan w:val="3"/>
             <w:vMerge w:val="restart"/>
             <w:tcBorders>
@@ -695,6 +756,8 @@
           </w:tcPr>
           <w:p>
             <w:pPr>
+              <w:keepNext/>
+              <w:keepLines/>
               <w:ind w:left="36"/>
             </w:pPr>
             <w:r>
@@ -708,7 +771,7 @@
         </w:tc>
         <w:tc>
           <w:tcPr>
-            <w:tcW w:w="915" w:type="dxa"/>
+            <w:tcW w:w="904" w:type="dxa"/>
             <w:vMerge w:val="restart"/>
             <w:tcBorders>
               <w:top w:val="single" w:sz="6" w:space="0" w:color="333333"/>
@@ -717,13 +780,17 @@
               <w:right w:val="nil"/>
             </w:tcBorders>
           </w:tcPr>
-          <w:p/>
-        </w:tc>
-        <w:tc>
-          <w:tcPr>
-            <w:tcW w:w="3013" w:type="dxa"/>
+          <w:p>
+            <w:pPr>
+              <w:keepNext/>
+              <w:keepLines/>
+            </w:pPr>
+          </w:p>
+        </w:tc>
+        <w:tc>
+          <w:tcPr>
+            <w:tcW w:w="2977" w:type="dxa"/>
             <w:gridSpan w:val="3"/>
-            <w:vMerge w:val="restart"/>
             <w:tcBorders>
               <w:top w:val="single" w:sz="6" w:space="0" w:color="333333"/>
               <w:left w:val="nil"/>
@@ -733,48 +800,35 @@
           </w:tcPr>
           <w:p>
             <w:pPr>
-              <w:ind w:left="1464" w:firstLine="972"/>
-            </w:pPr>
-            <w:r>
-              <w:rPr>
-                <w:rFonts w:ascii="Arial" w:eastAsia="Arial" w:hAnsi="Arial" w:cs="Arial"/>
+              <w:keepNext/>
+              <w:keepLines/>
+              <w:spacing w:before="0" w:after="0" w:line="247" w:lineRule="exact"/>
+              <w:jc w:val="right"/>
+            </w:pPr>
+            <w:r>
+              <w:rPr>
                 <w:b/>
-                <w:sz w:val="17"/>
+                <w:sz w:val="18"/>
+                <w:szCs w:val="18"/>
               </w:rPr>
               <w:t>Итого</w:t>
             </w:r>
-            <w:proofErr w:type="gramStart"/>
-            <w:r>
-              <w:rPr>
-                <w:rFonts w:ascii="Arial" w:eastAsia="Arial" w:hAnsi="Arial" w:cs="Arial"/>
-                <w:b/>
-                <w:sz w:val="17"/>
-              </w:rPr>
-              <w:t>: Без</w:t>
-            </w:r>
-            <w:proofErr w:type="gramEnd"/>
-            <w:r>
-              <w:rPr>
-                <w:rFonts w:ascii="Arial" w:eastAsia="Arial" w:hAnsi="Arial" w:cs="Arial"/>
-                <w:b/>
-                <w:sz w:val="17"/>
-              </w:rPr>
-              <w:t xml:space="preserve"> налога (НДС): Всего с НДС:</w:t>
-            </w:r>
-          </w:p>
-        </w:tc>
-        <w:tc>
-          <w:tcPr>
-            <w:tcW w:w="1152" w:type="dxa"/>
-            <w:tcBorders>
-              <w:top w:val="single" w:sz="6" w:space="0" w:color="333333"/>
-              <w:left w:val="single" w:sz="6" w:space="0" w:color="333333"/>
-              <w:bottom w:val="single" w:sz="6" w:space="0" w:color="333333"/>
-              <w:right w:val="single" w:sz="6" w:space="0" w:color="333333"/>
-            </w:tcBorders>
-          </w:tcPr>
-          <w:p>
-            <w:pPr>
+          </w:p>
+        </w:tc>
+        <w:tc>
+          <w:tcPr>
+            <w:tcW w:w="1139" w:type="dxa"/>
+            <w:tcBorders>
+              <w:top w:val="single" w:sz="6" w:space="0" w:color="333333"/>
+              <w:left w:val="single" w:sz="6" w:space="0" w:color="333333"/>
+              <w:bottom w:val="single" w:sz="6" w:space="0" w:color="333333"/>
+              <w:right w:val="single" w:sz="6" w:space="0" w:color="333333"/>
+            </w:tcBorders>
+          </w:tcPr>
+          <w:p>
+            <w:pPr>
+              <w:keepNext/>
+              <w:keepLines/>
               <w:ind w:right="35"/>
               <w:jc w:val="right"/>
             </w:pPr>
@@ -791,11 +845,12 @@
       </w:tr>
       <w:tr>
         <w:trPr>
+          <w:cantSplit/>
           <w:trHeight w:val="247"/>
         </w:trPr>
         <w:tc>
           <w:tcPr>
-            <w:tcW w:w="0" w:type="auto"/>
+            <w:tcW w:w="353" w:type="dxa"/>
             <w:vMerge/>
             <w:tcBorders>
               <w:top w:val="nil"/>
@@ -804,11 +859,16 @@
               <w:right w:val="nil"/>
             </w:tcBorders>
           </w:tcPr>
-          <w:p/>
-        </w:tc>
-        <w:tc>
-          <w:tcPr>
-            <w:tcW w:w="0" w:type="auto"/>
+          <w:p>
+            <w:pPr>
+              <w:keepNext/>
+              <w:keepLines/>
+            </w:pPr>
+          </w:p>
+        </w:tc>
+        <w:tc>
+          <w:tcPr>
+            <w:tcW w:w="4954" w:type="dxa"/>
             <w:gridSpan w:val="3"/>
             <w:vMerge/>
             <w:tcBorders>
@@ -818,11 +878,16 @@
               <w:right w:val="nil"/>
             </w:tcBorders>
           </w:tcPr>
-          <w:p/>
-        </w:tc>
-        <w:tc>
-          <w:tcPr>
-            <w:tcW w:w="0" w:type="auto"/>
+          <w:p>
+            <w:pPr>
+              <w:keepNext/>
+              <w:keepLines/>
+            </w:pPr>
+          </w:p>
+        </w:tc>
+        <w:tc>
+          <w:tcPr>
+            <w:tcW w:w="904" w:type="dxa"/>
             <w:vMerge/>
             <w:tcBorders>
               <w:top w:val="nil"/>
@@ -831,13 +896,17 @@
               <w:right w:val="nil"/>
             </w:tcBorders>
           </w:tcPr>
-          <w:p/>
-        </w:tc>
-        <w:tc>
-          <w:tcPr>
-            <w:tcW w:w="0" w:type="auto"/>
+          <w:p>
+            <w:pPr>
+              <w:keepNext/>
+              <w:keepLines/>
+            </w:pPr>
+          </w:p>
+        </w:tc>
+        <w:tc>
+          <w:tcPr>
+            <w:tcW w:w="2977" w:type="dxa"/>
             <w:gridSpan w:val="3"/>
-            <w:vMerge/>
             <w:tcBorders>
               <w:top w:val="nil"/>
               <w:left w:val="nil"/>
@@ -845,20 +914,37 @@
               <w:right w:val="single" w:sz="6" w:space="0" w:color="333333"/>
             </w:tcBorders>
           </w:tcPr>
-          <w:p/>
-        </w:tc>
-        <w:tc>
-          <w:tcPr>
-            <w:tcW w:w="1152" w:type="dxa"/>
-            <w:tcBorders>
-              <w:top w:val="single" w:sz="6" w:space="0" w:color="333333"/>
-              <w:left w:val="single" w:sz="6" w:space="0" w:color="333333"/>
-              <w:bottom w:val="single" w:sz="6" w:space="0" w:color="333333"/>
-              <w:right w:val="single" w:sz="6" w:space="0" w:color="333333"/>
-            </w:tcBorders>
-          </w:tcPr>
-          <w:p>
-            <w:pPr>
+          <w:p>
+            <w:pPr>
+              <w:keepNext/>
+              <w:keepLines/>
+              <w:spacing w:before="0" w:after="0" w:line="247" w:lineRule="exact"/>
+              <w:jc w:val="right"/>
+            </w:pPr>
+            <w:r>
+              <w:rPr>
+                <w:b/>
+                <w:sz w:val="18"/>
+                <w:szCs w:val="18"/>
+              </w:rPr>
+              <w:t>НДС</w:t>
+            </w:r>
+          </w:p>
+        </w:tc>
+        <w:tc>
+          <w:tcPr>
+            <w:tcW w:w="1139" w:type="dxa"/>
+            <w:tcBorders>
+              <w:top w:val="single" w:sz="6" w:space="0" w:color="333333"/>
+              <w:left w:val="single" w:sz="6" w:space="0" w:color="333333"/>
+              <w:bottom w:val="single" w:sz="6" w:space="0" w:color="333333"/>
+              <w:right w:val="single" w:sz="6" w:space="0" w:color="333333"/>
+            </w:tcBorders>
+          </w:tcPr>
+          <w:p>
+            <w:pPr>
+              <w:keepNext/>
+              <w:keepLines/>
               <w:ind w:right="41"/>
               <w:jc w:val="right"/>
             </w:pPr>
@@ -875,11 +961,12 @@
       </w:tr>
       <w:tr>
         <w:trPr>
+          <w:cantSplit/>
           <w:trHeight w:val="247"/>
         </w:trPr>
         <w:tc>
           <w:tcPr>
-            <w:tcW w:w="0" w:type="auto"/>
+            <w:tcW w:w="353" w:type="dxa"/>
             <w:vMerge/>
             <w:tcBorders>
               <w:top w:val="nil"/>
@@ -888,11 +975,16 @@
               <w:right w:val="nil"/>
             </w:tcBorders>
           </w:tcPr>
-          <w:p/>
-        </w:tc>
-        <w:tc>
-          <w:tcPr>
-            <w:tcW w:w="0" w:type="auto"/>
+          <w:p>
+            <w:pPr>
+              <w:keepNext/>
+              <w:keepLines/>
+            </w:pPr>
+          </w:p>
+        </w:tc>
+        <w:tc>
+          <w:tcPr>
+            <w:tcW w:w="4954" w:type="dxa"/>
             <w:gridSpan w:val="3"/>
             <w:vMerge/>
             <w:tcBorders>
@@ -902,11 +994,16 @@
               <w:right w:val="nil"/>
             </w:tcBorders>
           </w:tcPr>
-          <w:p/>
-        </w:tc>
-        <w:tc>
-          <w:tcPr>
-            <w:tcW w:w="0" w:type="auto"/>
+          <w:p>
+            <w:pPr>
+              <w:keepNext/>
+              <w:keepLines/>
+            </w:pPr>
+          </w:p>
+        </w:tc>
+        <w:tc>
+          <w:tcPr>
+            <w:tcW w:w="904" w:type="dxa"/>
             <w:vMerge/>
             <w:tcBorders>
               <w:top w:val="nil"/>
@@ -915,13 +1012,17 @@
               <w:right w:val="nil"/>
             </w:tcBorders>
           </w:tcPr>
-          <w:p/>
-        </w:tc>
-        <w:tc>
-          <w:tcPr>
-            <w:tcW w:w="0" w:type="auto"/>
+          <w:p>
+            <w:pPr>
+              <w:keepNext/>
+              <w:keepLines/>
+            </w:pPr>
+          </w:p>
+        </w:tc>
+        <w:tc>
+          <w:tcPr>
+            <w:tcW w:w="2977" w:type="dxa"/>
             <w:gridSpan w:val="3"/>
-            <w:vMerge/>
             <w:tcBorders>
               <w:top w:val="nil"/>
               <w:left w:val="nil"/>
@@ -929,20 +1030,37 @@
               <w:right w:val="single" w:sz="6" w:space="0" w:color="333333"/>
             </w:tcBorders>
           </w:tcPr>
-          <w:p/>
-        </w:tc>
-        <w:tc>
-          <w:tcPr>
-            <w:tcW w:w="1152" w:type="dxa"/>
-            <w:tcBorders>
-              <w:top w:val="single" w:sz="6" w:space="0" w:color="333333"/>
-              <w:left w:val="single" w:sz="6" w:space="0" w:color="333333"/>
-              <w:bottom w:val="single" w:sz="6" w:space="0" w:color="333333"/>
-              <w:right w:val="single" w:sz="6" w:space="0" w:color="333333"/>
-            </w:tcBorders>
-          </w:tcPr>
-          <w:p>
-            <w:pPr>
+          <w:p>
+            <w:pPr>
+              <w:keepNext/>
+              <w:keepLines/>
+              <w:spacing w:before="0" w:after="0" w:line="247" w:lineRule="exact"/>
+              <w:jc w:val="right"/>
+            </w:pPr>
+            <w:r>
+              <w:rPr>
+                <w:b/>
+                <w:sz w:val="18"/>
+                <w:szCs w:val="18"/>
+              </w:rPr>
+              <w:t>Всего с НДС</w:t>
+            </w:r>
+          </w:p>
+        </w:tc>
+        <w:tc>
+          <w:tcPr>
+            <w:tcW w:w="1139" w:type="dxa"/>
+            <w:tcBorders>
+              <w:top w:val="single" w:sz="6" w:space="0" w:color="333333"/>
+              <w:left w:val="single" w:sz="6" w:space="0" w:color="333333"/>
+              <w:bottom w:val="single" w:sz="6" w:space="0" w:color="333333"/>
+              <w:right w:val="single" w:sz="6" w:space="0" w:color="333333"/>
+            </w:tcBorders>
+          </w:tcPr>
+          <w:p>
+            <w:pPr>
+              <w:keepNext/>
+              <w:keepLines/>
               <w:ind w:right="35"/>
               <w:jc w:val="right"/>
             </w:pPr>
@@ -960,6 +1078,8 @@
     </w:tbl>
     <w:p>
       <w:pPr>
+        <w:keepNext/>
+        <w:keepLines/>
         <w:spacing w:after="283" w:line="242" w:lineRule="auto"/>
         <w:ind w:left="2"/>
       </w:pPr>
@@ -978,6 +1098,8 @@
     </w:p>
     <w:p>
       <w:pPr>
+        <w:keepNext/>
+        <w:keepLines/>
         <w:spacing w:after="398" w:line="240" w:lineRule="auto"/>
         <w:ind w:left="2"/>
       </w:pPr>
@@ -991,6 +1113,8 @@
     </w:p>
     <w:p>
       <w:pPr>
+        <w:keepNext/>
+        <w:keepLines/>
         <w:tabs>
           <w:tab w:val="center" w:pos="1928"/>
           <w:tab w:val="center" w:pos="7665"/>
@@ -1018,6 +1142,8 @@
     </w:p>
     <w:p>
       <w:pPr>
+        <w:keepNext/>
+        <w:keepLines/>
         <w:tabs>
           <w:tab w:val="center" w:pos="2081"/>
           <w:tab w:val="center" w:pos="8105"/>
@@ -1054,6 +1180,7 @@
     </w:p>
     <w:p>
       <w:pPr>
+        <w:keepLines/>
         <w:tabs>
           <w:tab w:val="center" w:pos="1514"/>
           <w:tab w:val="center" w:pos="5669"/>
@@ -1082,1065 +1209,6 @@
         <w:tab/>
         <w:t xml:space="preserve">              М.П.</w:t>
       </w:r>
-    </w:p>
-    <w:p>
-      <w:pPr>
-        <w:rPr>
-          <w:rFonts w:ascii="Arial" w:eastAsia="Arial" w:hAnsi="Arial" w:cs="Arial"/>
-          <w:sz w:val="15"/>
-        </w:rPr>
-      </w:pPr>
-      <w:r>
-        <w:rPr>
-          <w:rFonts w:ascii="Arial" w:eastAsia="Arial" w:hAnsi="Arial" w:cs="Arial"/>
-          <w:sz w:val="15"/>
-        </w:rPr>
-        <w:br w:type="page"/>
-      </w:r>
-    </w:p>
-    <w:p>
-      <w:pPr>
-        <w:spacing w:after="18"/>
-      </w:pPr>
-      <w:r>
-        <w:rPr>
-          <w:rFonts w:ascii="Arial" w:eastAsia="Arial" w:hAnsi="Arial" w:cs="Arial"/>
-          <w:b/>
-          <w:i/>
-          <w:sz w:val="18"/>
-          <w:u w:val="single" w:color="000000"/>
-        </w:rPr>
-        <w:t xml:space="preserve">{{EXECUTOR_NAME}}</w:t>
-      </w:r>
-    </w:p>
-    <w:p>
-      <w:pPr>
-        <w:spacing w:after="10" w:line="269" w:lineRule="auto"/>
-        <w:ind w:left="-5" w:right="2917" w:hanging="10"/>
-      </w:pPr>
-      <w:r>
-        <w:rPr>
-          <w:rFonts w:ascii="Arial" w:eastAsia="Arial" w:hAnsi="Arial" w:cs="Arial"/>
-          <w:b/>
-          <w:i/>
-          <w:sz w:val="18"/>
-        </w:rPr>
-        <w:t xml:space="preserve">{{EXECUTOR_DETAILS}}</w:t>
-      </w:r>
-    </w:p>
-    <w:p>
-      <w:pPr>
-        <w:spacing w:after="924" w:line="269" w:lineRule="auto"/>
-        <w:ind w:left="-5" w:hanging="10"/>
-      </w:pPr>
-      <w:r>
-        <w:rPr>
-          <w:rFonts w:ascii="Arial" w:eastAsia="Arial" w:hAnsi="Arial" w:cs="Arial"/>
-          <w:b/>
-          <w:i/>
-          <w:sz w:val="18"/>
-        </w:rPr>
-        <w:t xml:space="preserve">{{EXECUTOR_CONTACT}}</w:t>
-      </w:r>
-    </w:p>
-    <w:p>
-      <w:pPr>
-        <w:spacing w:after="98"/>
-        <w:ind w:right="43"/>
-        <w:jc w:val="center"/>
-      </w:pPr>
-      <w:r>
-        <w:rPr>
-          <w:rFonts w:ascii="Arial" w:eastAsia="Arial" w:hAnsi="Arial" w:cs="Arial"/>
-          <w:b/>
-          <w:sz w:val="27"/>
-        </w:rPr>
-        <w:t xml:space="preserve">Приложение к акту № </w:t>
-        <w:t xml:space="preserve">{{ACT_NUMBER}}</w:t>
-      </w:r>
-    </w:p>
-    <w:p>
-      <w:pPr>
-        <w:spacing w:after="355"/>
-        <w:ind w:left="2"/>
-      </w:pPr>
-      <w:r>
-        <w:rPr>
-          <w:rFonts w:ascii="Arial" w:eastAsia="Arial" w:hAnsi="Arial" w:cs="Arial"/>
-          <w:b/>
-          <w:sz w:val="19"/>
-        </w:rPr>
-        <w:t xml:space="preserve">от </w:t>
-        <w:t xml:space="preserve">{{ACT_DATE}}</w:t>
-      </w:r>
-    </w:p>
-    <w:p>
-      <w:pPr>
-        <w:spacing w:after="10" w:line="269" w:lineRule="auto"/>
-        <w:ind w:left="-5" w:hanging="10"/>
-        <w:rPr>
-          <w:rFonts w:ascii="Arial" w:eastAsia="Arial" w:hAnsi="Arial" w:cs="Arial"/>
-          <w:b/>
-          <w:i/>
-          <w:sz w:val="18"/>
-        </w:rPr>
-      </w:pPr>
-      <w:r>
-        <w:rPr>
-          <w:rFonts w:ascii="Arial" w:eastAsia="Arial" w:hAnsi="Arial" w:cs="Arial"/>
-          <w:b/>
-          <w:i/>
-          <w:sz w:val="18"/>
-        </w:rPr>
-        <w:t xml:space="preserve">Заказчик: </w:t>
-        <w:t xml:space="preserve">{{CUSTOMER_NAME}}</w:t>
-      </w:r>
-    </w:p>
-    <w:p>
-      <w:pPr>
-        <w:pStyle w:val="1"/>
-        <w:spacing w:after="41"/>
-        <w:ind w:left="-3"/>
-      </w:pPr>
-      <w:r>
-        <w:t xml:space="preserve">{{CUSTOMER_DETAILS}}</w:t>
-      </w:r>
-    </w:p>
-    <w:p>
-      <w:pPr>
-        <w:pStyle w:val="1"/>
-        <w:spacing w:after="41"/>
-        <w:ind w:left="-3"/>
-      </w:pPr>
-      <w:r>
-        <w:t xml:space="preserve">{{CUSTOMER_CONTACT}}</w:t>
-      </w:r>
-    </w:p>
-    <w:tbl>
-      <w:tblPr>
-        <w:tblStyle w:val="TableGrid"/>
-        <w:tblW w:w="10452" w:type="dxa"/>
-        <w:tblInd w:w="-38" w:type="dxa"/>
-        <w:tblCellMar>
-          <w:top w:w="10" w:type="dxa"/>
-          <w:bottom w:w="19" w:type="dxa"/>
-          <w:right w:w="8" w:type="dxa"/>
-        </w:tblCellMar>
-        <w:tblLook w:val="04A0" w:firstRow="1" w:lastRow="0" w:firstColumn="1" w:lastColumn="0" w:noHBand="0" w:noVBand="1"/>
-      </w:tblPr>
-      <w:tblGrid>
-        <w:gridCol w:w="357"/>
-        <w:gridCol w:w="2983"/>
-        <w:gridCol w:w="982"/>
-        <w:gridCol w:w="1050"/>
-        <w:gridCol w:w="915"/>
-        <w:gridCol w:w="1260"/>
-        <w:gridCol w:w="894"/>
-        <w:gridCol w:w="859"/>
-        <w:gridCol w:w="1152"/>
-      </w:tblGrid>
-      <w:tr>
-        <w:trPr>
-          <w:trHeight w:val="593"/>
-          <w:tblHeader/>
-        </w:trPr>
-        <w:tc>
-          <w:tcPr>
-            <w:tcW w:w="357" w:type="dxa"/>
-            <w:tcBorders>
-              <w:top w:val="single" w:sz="6" w:space="0" w:color="333333"/>
-              <w:left w:val="single" w:sz="6" w:space="0" w:color="333333"/>
-              <w:bottom w:val="single" w:sz="6" w:space="0" w:color="333333"/>
-              <w:right w:val="single" w:sz="6" w:space="0" w:color="333333"/>
-            </w:tcBorders>
-            <w:vAlign w:val="center"/>
-          </w:tcPr>
-          <w:p>
-            <w:pPr>
-              <w:ind w:left="94"/>
-              <w:jc w:val="both"/>
-            </w:pPr>
-            <w:r>
-              <w:rPr>
-                <w:rFonts w:ascii="Arial" w:eastAsia="Arial" w:hAnsi="Arial" w:cs="Arial"/>
-                <w:b/>
-                <w:sz w:val="16"/>
-              </w:rPr>
-              <w:t>№</w:t>
-            </w:r>
-          </w:p>
-        </w:tc>
-        <w:tc>
-          <w:tcPr>
-            <w:tcW w:w="2983" w:type="dxa"/>
-            <w:tcBorders>
-              <w:top w:val="single" w:sz="6" w:space="0" w:color="333333"/>
-              <w:left w:val="single" w:sz="6" w:space="0" w:color="333333"/>
-              <w:bottom w:val="single" w:sz="6" w:space="0" w:color="333333"/>
-              <w:right w:val="single" w:sz="6" w:space="0" w:color="333333"/>
-            </w:tcBorders>
-            <w:vAlign w:val="center"/>
-          </w:tcPr>
-          <w:p>
-            <w:pPr>
-              <w:ind w:right="8"/>
-              <w:jc w:val="center"/>
-            </w:pPr>
-            <w:r>
-              <w:rPr>
-                <w:rFonts w:ascii="Arial" w:eastAsia="Arial" w:hAnsi="Arial" w:cs="Arial"/>
-                <w:b/>
-                <w:sz w:val="17"/>
-              </w:rPr>
-              <w:t>Наименование работы (услуги)</w:t>
-            </w:r>
-          </w:p>
-        </w:tc>
-        <w:tc>
-          <w:tcPr>
-            <w:tcW w:w="982" w:type="dxa"/>
-            <w:tcBorders>
-              <w:top w:val="single" w:sz="6" w:space="0" w:color="333333"/>
-              <w:left w:val="single" w:sz="6" w:space="0" w:color="333333"/>
-              <w:bottom w:val="single" w:sz="6" w:space="0" w:color="333333"/>
-              <w:right w:val="single" w:sz="6" w:space="0" w:color="333333"/>
-            </w:tcBorders>
-          </w:tcPr>
-          <w:p>
-            <w:pPr>
-              <w:ind w:left="106" w:hanging="106"/>
-            </w:pPr>
-            <w:r>
-              <w:rPr>
-                <w:rFonts w:ascii="Arial" w:eastAsia="Arial" w:hAnsi="Arial" w:cs="Arial"/>
-                <w:b/>
-                <w:sz w:val="16"/>
-              </w:rPr>
-              <w:t>Единица измерения</w:t>
-            </w:r>
-          </w:p>
-        </w:tc>
-        <w:tc>
-          <w:tcPr>
-            <w:tcW w:w="1050" w:type="dxa"/>
-            <w:tcBorders>
-              <w:top w:val="single" w:sz="6" w:space="0" w:color="333333"/>
-              <w:left w:val="single" w:sz="6" w:space="0" w:color="333333"/>
-              <w:bottom w:val="single" w:sz="6" w:space="0" w:color="333333"/>
-              <w:right w:val="single" w:sz="6" w:space="0" w:color="333333"/>
-            </w:tcBorders>
-            <w:vAlign w:val="center"/>
-          </w:tcPr>
-          <w:p>
-            <w:pPr>
-              <w:ind w:left="46" w:firstLine="48"/>
-              <w:jc w:val="center"/>
-            </w:pPr>
-            <w:r>
-              <w:rPr>
-                <w:rFonts w:ascii="Arial" w:eastAsia="Arial" w:hAnsi="Arial" w:cs="Arial"/>
-                <w:b/>
-                <w:sz w:val="16"/>
-              </w:rPr>
-              <w:t xml:space="preserve">Количество</w:t>
-            </w:r>
-          </w:p>
-        </w:tc>
-        <w:tc>
-          <w:tcPr>
-            <w:tcW w:w="915" w:type="dxa"/>
-            <w:tcBorders>
-              <w:top w:val="single" w:sz="6" w:space="0" w:color="333333"/>
-              <w:left w:val="single" w:sz="6" w:space="0" w:color="333333"/>
-              <w:bottom w:val="single" w:sz="6" w:space="0" w:color="333333"/>
-              <w:right w:val="single" w:sz="6" w:space="0" w:color="333333"/>
-            </w:tcBorders>
-            <w:vAlign w:val="center"/>
-          </w:tcPr>
-          <w:p>
-            <w:pPr>
-              <w:ind w:left="82"/>
-            </w:pPr>
-            <w:r>
-              <w:rPr>
-                <w:rFonts w:ascii="Arial" w:eastAsia="Arial" w:hAnsi="Arial" w:cs="Arial"/>
-                <w:b/>
-                <w:sz w:val="16"/>
-              </w:rPr>
-              <w:t xml:space="preserve">Цена, </w:t>
-              <w:t xml:space="preserve">{{CURRENCY_MAJOR_SHORT}}</w:t>
-              <w:t xml:space="preserve"> </w:t>
-            </w:r>
-          </w:p>
-          <w:p>
-            <w:pPr>
-              <w:ind w:right="7"/>
-              <w:jc w:val="center"/>
-            </w:pPr>
-            <w:r>
-              <w:rPr>
-                <w:rFonts w:ascii="Arial" w:eastAsia="Arial" w:hAnsi="Arial" w:cs="Arial"/>
-                <w:b/>
-                <w:sz w:val="16"/>
-              </w:rPr>
-              <w:t>{{CURRENCY_MINOR_SHORT}}</w:t>
-            </w:r>
-          </w:p>
-        </w:tc>
-        <w:tc>
-          <w:tcPr>
-            <w:tcW w:w="1260" w:type="dxa"/>
-            <w:tcBorders>
-              <w:top w:val="single" w:sz="6" w:space="0" w:color="333333"/>
-              <w:left w:val="single" w:sz="6" w:space="0" w:color="333333"/>
-              <w:bottom w:val="single" w:sz="6" w:space="0" w:color="333333"/>
-              <w:right w:val="single" w:sz="6" w:space="0" w:color="333333"/>
-            </w:tcBorders>
-            <w:vAlign w:val="center"/>
-          </w:tcPr>
-          <w:p>
-            <w:pPr>
-              <w:ind w:left="137"/>
-            </w:pPr>
-            <w:r>
-              <w:rPr>
-                <w:rFonts w:ascii="Arial" w:eastAsia="Arial" w:hAnsi="Arial" w:cs="Arial"/>
-                <w:b/>
-                <w:sz w:val="16"/>
-              </w:rPr>
-              <w:t xml:space="preserve">Сумма, </w:t>
-              <w:t xml:space="preserve">{{CURRENCY_MAJOR_SHORT}}</w:t>
-              <w:t xml:space="preserve"> </w:t>
-            </w:r>
-          </w:p>
-          <w:p>
-            <w:pPr>
-              <w:ind w:right="7"/>
-              <w:jc w:val="center"/>
-            </w:pPr>
-            <w:r>
-              <w:rPr>
-                <w:rFonts w:ascii="Arial" w:eastAsia="Arial" w:hAnsi="Arial" w:cs="Arial"/>
-                <w:b/>
-                <w:sz w:val="16"/>
-              </w:rPr>
-              <w:t>{{CURRENCY_MINOR_SHORT}}</w:t>
-            </w:r>
-          </w:p>
-        </w:tc>
-        <w:tc>
-          <w:tcPr>
-            <w:tcW w:w="894" w:type="dxa"/>
-            <w:tcBorders>
-              <w:top w:val="single" w:sz="6" w:space="0" w:color="333333"/>
-              <w:left w:val="single" w:sz="6" w:space="0" w:color="333333"/>
-              <w:bottom w:val="single" w:sz="6" w:space="0" w:color="333333"/>
-              <w:right w:val="single" w:sz="6" w:space="0" w:color="333333"/>
-            </w:tcBorders>
-            <w:vAlign w:val="center"/>
-          </w:tcPr>
-          <w:p>
-            <w:pPr>
-              <w:ind w:left="156" w:firstLine="12"/>
-            </w:pPr>
-            <w:r>
-              <w:rPr>
-                <w:rFonts w:ascii="Arial" w:eastAsia="Arial" w:hAnsi="Arial" w:cs="Arial"/>
-                <w:b/>
-                <w:sz w:val="16"/>
-              </w:rPr>
-              <w:t>Ставка НДС, %</w:t>
-            </w:r>
-          </w:p>
-        </w:tc>
-        <w:tc>
-          <w:tcPr>
-            <w:tcW w:w="859" w:type="dxa"/>
-            <w:tcBorders>
-              <w:top w:val="single" w:sz="6" w:space="0" w:color="333333"/>
-              <w:left w:val="single" w:sz="6" w:space="0" w:color="333333"/>
-              <w:bottom w:val="single" w:sz="6" w:space="0" w:color="333333"/>
-              <w:right w:val="single" w:sz="6" w:space="0" w:color="333333"/>
-            </w:tcBorders>
-          </w:tcPr>
-          <w:p>
-            <w:pPr>
-              <w:ind w:left="166"/>
-            </w:pPr>
-            <w:r>
-              <w:rPr>
-                <w:rFonts w:ascii="Arial" w:eastAsia="Arial" w:hAnsi="Arial" w:cs="Arial"/>
-                <w:b/>
-                <w:sz w:val="16"/>
-              </w:rPr>
-              <w:t>Сумма</w:t>
-            </w:r>
-          </w:p>
-          <w:p>
-            <w:pPr>
-              <w:ind w:left="269" w:hanging="240"/>
-            </w:pPr>
-            <w:r>
-              <w:rPr>
-                <w:rFonts w:ascii="Arial" w:eastAsia="Arial" w:hAnsi="Arial" w:cs="Arial"/>
-                <w:b/>
-                <w:sz w:val="16"/>
-              </w:rPr>
-              <w:t xml:space="preserve">НДС, </w:t>
-              <w:t xml:space="preserve">{{CURRENCY_MAJOR_SHORT}}</w:t>
-              <w:t xml:space="preserve"> </w:t>
-              <w:t xml:space="preserve">{{CURRENCY_MINOR_SHORT}}</w:t>
-            </w:r>
-          </w:p>
-        </w:tc>
-        <w:tc>
-          <w:tcPr>
-            <w:tcW w:w="1152" w:type="dxa"/>
-            <w:tcBorders>
-              <w:top w:val="single" w:sz="6" w:space="0" w:color="333333"/>
-              <w:left w:val="single" w:sz="6" w:space="0" w:color="333333"/>
-              <w:bottom w:val="single" w:sz="6" w:space="0" w:color="333333"/>
-              <w:right w:val="single" w:sz="6" w:space="0" w:color="333333"/>
-            </w:tcBorders>
-          </w:tcPr>
-          <w:p>
-            <w:pPr>
-              <w:ind w:left="122" w:right="179" w:firstLine="254"/>
-            </w:pPr>
-            <w:r>
-              <w:rPr>
-                <w:rFonts w:ascii="Arial" w:eastAsia="Arial" w:hAnsi="Arial" w:cs="Arial"/>
-                <w:b/>
-                <w:sz w:val="15"/>
-              </w:rPr>
-              <w:t xml:space="preserve">Всего с </w:t>
-            </w:r>
-            <w:proofErr w:type="gramStart"/>
-            <w:r>
-              <w:rPr>
-                <w:rFonts w:ascii="Arial" w:eastAsia="Arial" w:hAnsi="Arial" w:cs="Arial"/>
-                <w:b/>
-                <w:sz w:val="15"/>
-              </w:rPr>
-              <w:t>НДС ,</w:t>
-            </w:r>
-            <w:proofErr w:type="gramEnd"/>
-            <w:r>
-              <w:rPr>
-                <w:rFonts w:ascii="Arial" w:eastAsia="Arial" w:hAnsi="Arial" w:cs="Arial"/>
-                <w:b/>
-                <w:sz w:val="15"/>
-              </w:rPr>
-              <w:t xml:space="preserve"> </w:t>
-              <w:t xml:space="preserve">{{CURRENCY_MAJOR_SHORT}}</w:t>
-              <w:t xml:space="preserve"> </w:t>
-              <w:t xml:space="preserve">{{CURRENCY_MINOR_SHORT}}</w:t>
-            </w:r>
-          </w:p>
-        </w:tc>
-      </w:tr>
-      <w:tr>
-        <w:trPr>
-          <w:trHeight w:val="816"/>
-        </w:trPr>
-        <w:tc>
-          <w:tcPr>
-            <w:tcW w:w="357" w:type="dxa"/>
-            <w:tcBorders>
-              <w:top w:val="single" w:sz="6" w:space="0" w:color="333333"/>
-              <w:left w:val="single" w:sz="6" w:space="0" w:color="333333"/>
-              <w:bottom w:val="single" w:sz="6" w:space="0" w:color="333333"/>
-              <w:right w:val="single" w:sz="6" w:space="0" w:color="333333"/>
-            </w:tcBorders>
-            <w:vAlign w:val="center"/>
-          </w:tcPr>
-          <w:p>
-            <w:pPr>
-              <w:ind w:left="134"/>
-            </w:pPr>
-            <w:r>
-              <w:rPr>
-                <w:rFonts w:ascii="Arial" w:eastAsia="Arial" w:hAnsi="Arial" w:cs="Arial"/>
-                <w:sz w:val="17"/>
-              </w:rPr>
-              <w:t xml:space="preserve">{{ITEM_NO}}</w:t>
-            </w:r>
-          </w:p>
-        </w:tc>
-        <w:tc>
-          <w:tcPr>
-            <w:tcW w:w="2983" w:type="dxa"/>
-            <w:tcBorders>
-              <w:top w:val="single" w:sz="6" w:space="0" w:color="333333"/>
-              <w:left w:val="single" w:sz="6" w:space="0" w:color="333333"/>
-              <w:bottom w:val="single" w:sz="6" w:space="0" w:color="333333"/>
-              <w:right w:val="single" w:sz="6" w:space="0" w:color="333333"/>
-            </w:tcBorders>
-          </w:tcPr>
-          <w:p>
-            <w:pPr>
-              <w:ind w:left="31" w:right="21"/>
-            </w:pPr>
-            <w:r>
-              <w:t xml:space="preserve">{{ITEM_DESCRIPTION}}</w:t>
-            </w:r>
-          </w:p>
-        </w:tc>
-        <w:tc>
-          <w:tcPr>
-            <w:tcW w:w="982" w:type="dxa"/>
-            <w:tcBorders>
-              <w:top w:val="single" w:sz="6" w:space="0" w:color="333333"/>
-              <w:left w:val="single" w:sz="6" w:space="0" w:color="333333"/>
-              <w:bottom w:val="single" w:sz="6" w:space="0" w:color="333333"/>
-              <w:right w:val="single" w:sz="6" w:space="0" w:color="333333"/>
-            </w:tcBorders>
-            <w:vAlign w:val="center"/>
-          </w:tcPr>
-          <w:p>
-            <w:pPr>
-              <w:ind w:right="6"/>
-              <w:jc w:val="center"/>
-            </w:pPr>
-            <w:r>
-              <w:rPr>
-                <w:rFonts w:ascii="Arial" w:eastAsia="Arial" w:hAnsi="Arial" w:cs="Arial"/>
-                <w:sz w:val="17"/>
-              </w:rPr>
-              <w:t xml:space="preserve">{{ITEM_UNIT}}</w:t>
-            </w:r>
-          </w:p>
-        </w:tc>
-        <w:tc>
-          <w:tcPr>
-            <w:tcW w:w="1050" w:type="dxa"/>
-            <w:tcBorders>
-              <w:top w:val="single" w:sz="6" w:space="0" w:color="333333"/>
-              <w:left w:val="single" w:sz="6" w:space="0" w:color="333333"/>
-              <w:bottom w:val="single" w:sz="6" w:space="0" w:color="333333"/>
-              <w:right w:val="single" w:sz="6" w:space="0" w:color="333333"/>
-            </w:tcBorders>
-            <w:vAlign w:val="center"/>
-          </w:tcPr>
-          <w:p>
-            <w:pPr>
-              <w:ind w:right="3"/>
-              <w:jc w:val="center"/>
-            </w:pPr>
-            <w:r>
-              <w:t xml:space="preserve">{{ITEM_QTY}}</w:t>
-            </w:r>
-          </w:p>
-        </w:tc>
-        <w:tc>
-          <w:tcPr>
-            <w:tcW w:w="915" w:type="dxa"/>
-            <w:tcBorders>
-              <w:top w:val="single" w:sz="6" w:space="0" w:color="333333"/>
-              <w:left w:val="single" w:sz="6" w:space="0" w:color="333333"/>
-              <w:bottom w:val="single" w:sz="6" w:space="0" w:color="333333"/>
-              <w:right w:val="single" w:sz="6" w:space="0" w:color="333333"/>
-            </w:tcBorders>
-            <w:vAlign w:val="center"/>
-          </w:tcPr>
-          <w:p>
-            <w:pPr>
-              <w:ind w:right="33"/>
-              <w:jc w:val="right"/>
-            </w:pPr>
-            <w:r>
-              <w:rPr>
-                <w:rFonts w:ascii="Arial" w:eastAsia="Arial" w:hAnsi="Arial" w:cs="Arial"/>
-                <w:sz w:val="17"/>
-              </w:rPr>
-              <w:t xml:space="preserve">{{ITEM_PRICE}}</w:t>
-            </w:r>
-          </w:p>
-        </w:tc>
-        <w:tc>
-          <w:tcPr>
-            <w:tcW w:w="1260" w:type="dxa"/>
-            <w:tcBorders>
-              <w:top w:val="single" w:sz="6" w:space="0" w:color="333333"/>
-              <w:left w:val="single" w:sz="6" w:space="0" w:color="333333"/>
-              <w:bottom w:val="single" w:sz="6" w:space="0" w:color="333333"/>
-              <w:right w:val="single" w:sz="6" w:space="0" w:color="333333"/>
-            </w:tcBorders>
-            <w:vAlign w:val="center"/>
-          </w:tcPr>
-          <w:p>
-            <w:pPr>
-              <w:ind w:right="33"/>
-              <w:jc w:val="right"/>
-            </w:pPr>
-            <w:r>
-              <w:rPr>
-                <w:rFonts w:ascii="Arial" w:eastAsia="Arial" w:hAnsi="Arial" w:cs="Arial"/>
-                <w:sz w:val="17"/>
-              </w:rPr>
-              <w:t xml:space="preserve">{{ITEM_AMOUNT}}</w:t>
-            </w:r>
-          </w:p>
-        </w:tc>
-        <w:tc>
-          <w:tcPr>
-            <w:tcW w:w="894" w:type="dxa"/>
-            <w:tcBorders>
-              <w:top w:val="single" w:sz="6" w:space="0" w:color="333333"/>
-              <w:left w:val="single" w:sz="6" w:space="0" w:color="333333"/>
-              <w:bottom w:val="single" w:sz="6" w:space="0" w:color="333333"/>
-              <w:right w:val="single" w:sz="6" w:space="0" w:color="333333"/>
-            </w:tcBorders>
-            <w:vAlign w:val="center"/>
-          </w:tcPr>
-          <w:p>
-            <w:pPr>
-              <w:ind w:left="96"/>
-            </w:pPr>
-            <w:r>
-              <w:rPr>
-                <w:rFonts w:ascii="Arial" w:eastAsia="Arial" w:hAnsi="Arial" w:cs="Arial"/>
-                <w:sz w:val="17"/>
-              </w:rPr>
-              <w:t xml:space="preserve">Без НДС</w:t>
-            </w:r>
-          </w:p>
-        </w:tc>
-        <w:tc>
-          <w:tcPr>
-            <w:tcW w:w="859" w:type="dxa"/>
-            <w:tcBorders>
-              <w:top w:val="single" w:sz="6" w:space="0" w:color="333333"/>
-              <w:left w:val="single" w:sz="6" w:space="0" w:color="333333"/>
-              <w:bottom w:val="single" w:sz="6" w:space="0" w:color="333333"/>
-              <w:right w:val="single" w:sz="6" w:space="0" w:color="333333"/>
-            </w:tcBorders>
-          </w:tcPr>
-          <w:p>
-            <w:r>
-              <w:t xml:space="preserve"/>
-            </w:r>
-          </w:p>
-        </w:tc>
-        <w:tc>
-          <w:tcPr>
-            <w:tcW w:w="1152" w:type="dxa"/>
-            <w:tcBorders>
-              <w:top w:val="single" w:sz="6" w:space="0" w:color="333333"/>
-              <w:left w:val="single" w:sz="6" w:space="0" w:color="333333"/>
-              <w:bottom w:val="single" w:sz="6" w:space="0" w:color="333333"/>
-              <w:right w:val="single" w:sz="6" w:space="0" w:color="333333"/>
-            </w:tcBorders>
-            <w:vAlign w:val="center"/>
-          </w:tcPr>
-          <w:p>
-            <w:pPr>
-              <w:ind w:right="33"/>
-              <w:jc w:val="right"/>
-            </w:pPr>
-            <w:r>
-              <w:rPr>
-                <w:rFonts w:ascii="Arial" w:eastAsia="Arial" w:hAnsi="Arial" w:cs="Arial"/>
-                <w:sz w:val="17"/>
-              </w:rPr>
-              <w:t xml:space="preserve">{{ITEM_TOTAL}}</w:t>
-            </w:r>
-          </w:p>
-        </w:tc>
-      </w:tr>
-      <w:tr>
-        <w:trPr>
-          <w:trHeight w:val="247"/>
-        </w:trPr>
-        <w:tc>
-          <w:tcPr>
-            <w:tcW w:w="357" w:type="dxa"/>
-            <w:vMerge w:val="restart"/>
-            <w:tcBorders>
-              <w:top w:val="single" w:sz="6" w:space="0" w:color="333333"/>
-              <w:left w:val="nil"/>
-              <w:bottom w:val="nil"/>
-              <w:right w:val="nil"/>
-            </w:tcBorders>
-          </w:tcPr>
-          <w:p/>
-        </w:tc>
-        <w:tc>
-          <w:tcPr>
-            <w:tcW w:w="5015" w:type="dxa"/>
-            <w:gridSpan w:val="3"/>
-            <w:vMerge w:val="restart"/>
-            <w:tcBorders>
-              <w:top w:val="single" w:sz="6" w:space="0" w:color="333333"/>
-              <w:left w:val="nil"/>
-              <w:bottom w:val="nil"/>
-              <w:right w:val="nil"/>
-            </w:tcBorders>
-            <w:vAlign w:val="bottom"/>
-          </w:tcPr>
-          <w:p>
-            <w:pPr>
-              <w:ind w:left="36"/>
-            </w:pPr>
-            <w:r>
-              <w:rPr>
-                <w:rFonts w:ascii="Arial" w:eastAsia="Arial" w:hAnsi="Arial" w:cs="Arial"/>
-                <w:sz w:val="18"/>
-              </w:rPr>
-              <w:t xml:space="preserve"> </w:t>
-            </w:r>
-          </w:p>
-        </w:tc>
-        <w:tc>
-          <w:tcPr>
-            <w:tcW w:w="915" w:type="dxa"/>
-            <w:vMerge w:val="restart"/>
-            <w:tcBorders>
-              <w:top w:val="single" w:sz="6" w:space="0" w:color="333333"/>
-              <w:left w:val="nil"/>
-              <w:bottom w:val="nil"/>
-              <w:right w:val="nil"/>
-            </w:tcBorders>
-          </w:tcPr>
-          <w:p/>
-        </w:tc>
-        <w:tc>
-          <w:tcPr>
-            <w:tcW w:w="3013" w:type="dxa"/>
-            <w:gridSpan w:val="3"/>
-            <w:vMerge w:val="restart"/>
-            <w:tcBorders>
-              <w:top w:val="single" w:sz="6" w:space="0" w:color="333333"/>
-              <w:left w:val="nil"/>
-              <w:bottom w:val="nil"/>
-              <w:right w:val="single" w:sz="6" w:space="0" w:color="333333"/>
-            </w:tcBorders>
-          </w:tcPr>
-          <w:p>
-            <w:pPr>
-              <w:ind w:left="1464" w:firstLine="972"/>
-            </w:pPr>
-            <w:r>
-              <w:rPr>
-                <w:rFonts w:ascii="Arial" w:eastAsia="Arial" w:hAnsi="Arial" w:cs="Arial"/>
-                <w:b/>
-                <w:sz w:val="17"/>
-              </w:rPr>
-              <w:t>Итого</w:t>
-            </w:r>
-            <w:proofErr w:type="gramStart"/>
-            <w:r>
-              <w:rPr>
-                <w:rFonts w:ascii="Arial" w:eastAsia="Arial" w:hAnsi="Arial" w:cs="Arial"/>
-                <w:b/>
-                <w:sz w:val="17"/>
-              </w:rPr>
-              <w:t>: Без</w:t>
-            </w:r>
-            <w:proofErr w:type="gramEnd"/>
-            <w:r>
-              <w:rPr>
-                <w:rFonts w:ascii="Arial" w:eastAsia="Arial" w:hAnsi="Arial" w:cs="Arial"/>
-                <w:b/>
-                <w:sz w:val="17"/>
-              </w:rPr>
-              <w:t xml:space="preserve"> налога (НДС): Всего с НДС:</w:t>
-            </w:r>
-          </w:p>
-        </w:tc>
-        <w:tc>
-          <w:tcPr>
-            <w:tcW w:w="1152" w:type="dxa"/>
-            <w:tcBorders>
-              <w:top w:val="single" w:sz="6" w:space="0" w:color="333333"/>
-              <w:left w:val="single" w:sz="6" w:space="0" w:color="333333"/>
-              <w:bottom w:val="single" w:sz="6" w:space="0" w:color="333333"/>
-              <w:right w:val="single" w:sz="6" w:space="0" w:color="333333"/>
-            </w:tcBorders>
-          </w:tcPr>
-          <w:p>
-            <w:pPr>
-              <w:ind w:right="35"/>
-              <w:jc w:val="right"/>
-            </w:pPr>
-            <w:r>
-              <w:rPr>
-                <w:rFonts w:ascii="Arial" w:eastAsia="Arial" w:hAnsi="Arial" w:cs="Arial"/>
-                <w:b/>
-                <w:sz w:val="17"/>
-              </w:rPr>
-              <w:t xml:space="preserve">{{TOTAL}}</w:t>
-            </w:r>
-          </w:p>
-        </w:tc>
-      </w:tr>
-      <w:tr>
-        <w:trPr>
-          <w:trHeight w:val="247"/>
-        </w:trPr>
-        <w:tc>
-          <w:tcPr>
-            <w:tcW w:w="0" w:type="auto"/>
-            <w:vMerge/>
-            <w:tcBorders>
-              <w:top w:val="nil"/>
-              <w:left w:val="nil"/>
-              <w:bottom w:val="nil"/>
-              <w:right w:val="nil"/>
-            </w:tcBorders>
-          </w:tcPr>
-          <w:p/>
-        </w:tc>
-        <w:tc>
-          <w:tcPr>
-            <w:tcW w:w="0" w:type="auto"/>
-            <w:gridSpan w:val="3"/>
-            <w:vMerge/>
-            <w:tcBorders>
-              <w:top w:val="nil"/>
-              <w:left w:val="nil"/>
-              <w:bottom w:val="nil"/>
-              <w:right w:val="nil"/>
-            </w:tcBorders>
-          </w:tcPr>
-          <w:p/>
-        </w:tc>
-        <w:tc>
-          <w:tcPr>
-            <w:tcW w:w="0" w:type="auto"/>
-            <w:vMerge/>
-            <w:tcBorders>
-              <w:top w:val="nil"/>
-              <w:left w:val="nil"/>
-              <w:bottom w:val="nil"/>
-              <w:right w:val="nil"/>
-            </w:tcBorders>
-          </w:tcPr>
-          <w:p/>
-        </w:tc>
-        <w:tc>
-          <w:tcPr>
-            <w:tcW w:w="0" w:type="auto"/>
-            <w:gridSpan w:val="3"/>
-            <w:vMerge/>
-            <w:tcBorders>
-              <w:top w:val="nil"/>
-              <w:left w:val="nil"/>
-              <w:bottom w:val="nil"/>
-              <w:right w:val="single" w:sz="6" w:space="0" w:color="333333"/>
-            </w:tcBorders>
-          </w:tcPr>
-          <w:p/>
-        </w:tc>
-        <w:tc>
-          <w:tcPr>
-            <w:tcW w:w="1152" w:type="dxa"/>
-            <w:tcBorders>
-              <w:top w:val="single" w:sz="6" w:space="0" w:color="333333"/>
-              <w:left w:val="single" w:sz="6" w:space="0" w:color="333333"/>
-              <w:bottom w:val="single" w:sz="6" w:space="0" w:color="333333"/>
-              <w:right w:val="single" w:sz="6" w:space="0" w:color="333333"/>
-            </w:tcBorders>
-          </w:tcPr>
-          <w:p>
-            <w:pPr>
-              <w:ind w:right="41"/>
-              <w:jc w:val="right"/>
-            </w:pPr>
-            <w:r>
-              <w:rPr>
-                <w:rFonts w:ascii="Arial" w:eastAsia="Arial" w:hAnsi="Arial" w:cs="Arial"/>
-                <w:b/>
-                <w:sz w:val="17"/>
-              </w:rPr>
-              <w:t xml:space="preserve">—</w:t>
-            </w:r>
-          </w:p>
-        </w:tc>
-      </w:tr>
-      <w:tr>
-        <w:trPr>
-          <w:trHeight w:val="247"/>
-        </w:trPr>
-        <w:tc>
-          <w:tcPr>
-            <w:tcW w:w="0" w:type="auto"/>
-            <w:vMerge/>
-            <w:tcBorders>
-              <w:top w:val="nil"/>
-              <w:left w:val="nil"/>
-              <w:bottom w:val="nil"/>
-              <w:right w:val="nil"/>
-            </w:tcBorders>
-          </w:tcPr>
-          <w:p/>
-        </w:tc>
-        <w:tc>
-          <w:tcPr>
-            <w:tcW w:w="0" w:type="auto"/>
-            <w:gridSpan w:val="3"/>
-            <w:vMerge/>
-            <w:tcBorders>
-              <w:top w:val="nil"/>
-              <w:left w:val="nil"/>
-              <w:bottom w:val="nil"/>
-              <w:right w:val="nil"/>
-            </w:tcBorders>
-          </w:tcPr>
-          <w:p/>
-        </w:tc>
-        <w:tc>
-          <w:tcPr>
-            <w:tcW w:w="0" w:type="auto"/>
-            <w:vMerge/>
-            <w:tcBorders>
-              <w:top w:val="nil"/>
-              <w:left w:val="nil"/>
-              <w:bottom w:val="nil"/>
-              <w:right w:val="nil"/>
-            </w:tcBorders>
-          </w:tcPr>
-          <w:p/>
-        </w:tc>
-        <w:tc>
-          <w:tcPr>
-            <w:tcW w:w="0" w:type="auto"/>
-            <w:gridSpan w:val="3"/>
-            <w:vMerge/>
-            <w:tcBorders>
-              <w:top w:val="nil"/>
-              <w:left w:val="nil"/>
-              <w:bottom w:val="nil"/>
-              <w:right w:val="single" w:sz="6" w:space="0" w:color="333333"/>
-            </w:tcBorders>
-          </w:tcPr>
-          <w:p/>
-        </w:tc>
-        <w:tc>
-          <w:tcPr>
-            <w:tcW w:w="1152" w:type="dxa"/>
-            <w:tcBorders>
-              <w:top w:val="single" w:sz="6" w:space="0" w:color="333333"/>
-              <w:left w:val="single" w:sz="6" w:space="0" w:color="333333"/>
-              <w:bottom w:val="single" w:sz="6" w:space="0" w:color="333333"/>
-              <w:right w:val="single" w:sz="6" w:space="0" w:color="333333"/>
-            </w:tcBorders>
-          </w:tcPr>
-          <w:p>
-            <w:pPr>
-              <w:ind w:right="35"/>
-              <w:jc w:val="right"/>
-            </w:pPr>
-            <w:r>
-              <w:rPr>
-                <w:rFonts w:ascii="Arial" w:eastAsia="Arial" w:hAnsi="Arial" w:cs="Arial"/>
-                <w:b/>
-                <w:sz w:val="17"/>
-              </w:rPr>
-              <w:t xml:space="preserve">{{TOTAL}}</w:t>
-            </w:r>
-          </w:p>
-        </w:tc>
-      </w:tr>
-    </w:tbl>
-    <w:p>
-      <w:pPr>
-        <w:spacing w:after="283" w:line="242" w:lineRule="auto"/>
-        <w:ind w:left="2"/>
-        <w:rPr>
-          <w:rFonts w:ascii="Arial" w:eastAsia="Arial" w:hAnsi="Arial" w:cs="Arial"/>
-          <w:i/>
-          <w:sz w:val="21"/>
-        </w:rPr>
-      </w:pPr>
-      <w:r>
-        <w:rPr>
-          <w:rFonts w:ascii="Arial" w:eastAsia="Arial" w:hAnsi="Arial" w:cs="Arial"/>
-          <w:i/>
-          <w:sz w:val="21"/>
-        </w:rPr>
-        <w:t xml:space="preserve">Всего оказано услуг </w:t>
-        <w:t xml:space="preserve">{{ITEM_COUNT}}</w:t>
-        <w:t xml:space="preserve">, на сумму </w:t>
-        <w:t xml:space="preserve">{{TOTAL_WORDS}}</w:t>
-        <w:t xml:space="preserve">. НДС — без НДС.</w:t>
-      </w:r>
-    </w:p>
-    <w:p>
-      <w:pPr>
-        <w:spacing w:after="283" w:line="242" w:lineRule="auto"/>
-        <w:ind w:left="2"/>
-      </w:pPr>
-      <w:r>
-        <w:rPr>
-          <w:rFonts w:ascii="Arial" w:eastAsia="Arial" w:hAnsi="Arial" w:cs="Arial"/>
-          <w:sz w:val="21"/>
-        </w:rPr>
-        <w:t xml:space="preserve">             Вышеперечисленные услуги выполнены полностью и в срок. Заказчик претензий по объему, качеству и срокам оказания услуг не имеет.</w:t>
-      </w:r>
-    </w:p>
-    <w:p>
-      <w:pPr>
-        <w:tabs>
-          <w:tab w:val="center" w:pos="1928"/>
-          <w:tab w:val="center" w:pos="7665"/>
-        </w:tabs>
-        <w:spacing w:after="0"/>
-      </w:pPr>
-      <w:r>
-        <w:tab/>
-      </w:r>
-      <w:r>
-        <w:rPr>
-          <w:rFonts w:ascii="Arial" w:eastAsia="Arial" w:hAnsi="Arial" w:cs="Arial"/>
-          <w:sz w:val="17"/>
-        </w:rPr>
-        <w:t>Исполнитель: _____________________</w:t>
-      </w:r>
-      <w:r>
-        <w:rPr>
-          <w:rFonts w:ascii="Arial" w:eastAsia="Arial" w:hAnsi="Arial" w:cs="Arial"/>
-          <w:sz w:val="17"/>
-        </w:rPr>
-        <w:tab/>
-        <w:t>Заказчик: ______________________</w:t>
-      </w:r>
-    </w:p>
-    <w:p>
-      <w:pPr>
-        <w:tabs>
-          <w:tab w:val="center" w:pos="2081"/>
-          <w:tab w:val="center" w:pos="8105"/>
-        </w:tabs>
-        <w:spacing w:after="468" w:line="265" w:lineRule="auto"/>
-      </w:pPr>
-      <w:r>
-        <w:tab/>
-      </w:r>
-      <w:r>
-        <w:rPr>
-          <w:rFonts w:ascii="Arial" w:eastAsia="Arial" w:hAnsi="Arial" w:cs="Arial"/>
-          <w:sz w:val="15"/>
-        </w:rPr>
-        <w:t>подпись</w:t>
-      </w:r>
-      <w:r>
-        <w:rPr>
-          <w:rFonts w:ascii="Arial" w:eastAsia="Arial" w:hAnsi="Arial" w:cs="Arial"/>
-          <w:sz w:val="15"/>
-        </w:rPr>
-        <w:tab/>
-        <w:t xml:space="preserve">                </w:t>
-      </w:r>
-      <w:proofErr w:type="spellStart"/>
-      <w:r>
-        <w:rPr>
-          <w:rFonts w:ascii="Arial" w:eastAsia="Arial" w:hAnsi="Arial" w:cs="Arial"/>
-          <w:sz w:val="15"/>
-        </w:rPr>
-        <w:t>подпись</w:t>
-      </w:r>
-      <w:proofErr w:type="spellEnd"/>
     </w:p>
     <w:sectPr>
       <w:pgSz w:w="11906" w:h="16838"/>
